--- a/SZOFTECH_Lab3_R29SVR.docx
+++ b/SZOFTECH_Lab3_R29SVR.docx
@@ -302,7 +302,15 @@
         <w:t xml:space="preserve">Feladat: </w:t>
       </w:r>
       <w:r>
-        <w:t>CI feladatok (GitHub Actions)</w:t>
+        <w:t xml:space="preserve">CI feladatok (GitHub </w:t>
+      </w:r>
+      <w:proofErr w:type="spellStart"/>
+      <w:r>
+        <w:t>Actions</w:t>
+      </w:r>
+      <w:proofErr w:type="spellEnd"/>
+      <w:r>
+        <w:t>)</w:t>
       </w:r>
     </w:p>
     <w:p>
@@ -357,49 +365,222 @@
         <w:pStyle w:val="Cmsor1"/>
       </w:pPr>
       <w:r>
-        <w:t>Feladat: Reset és revert</w:t>
+        <w:lastRenderedPageBreak/>
+        <w:t xml:space="preserve">Feladat: </w:t>
+      </w:r>
+      <w:r>
+        <w:t xml:space="preserve">Távoli </w:t>
+      </w:r>
+      <w:proofErr w:type="spellStart"/>
+      <w:r>
+        <w:t>Git</w:t>
+      </w:r>
+      <w:proofErr w:type="spellEnd"/>
+      <w:r>
+        <w:t xml:space="preserve"> kezelés: eltérés a lokális és távoli ág között</w:t>
       </w:r>
     </w:p>
     <w:p>
       <w:pPr>
         <w:pStyle w:val="Code"/>
       </w:pPr>
+      <w:r>
+        <w:drawing>
+          <wp:inline distT="0" distB="0" distL="0" distR="0" wp14:anchorId="733878D9" wp14:editId="76C5AE84">
+            <wp:extent cx="5760720" cy="6304915"/>
+            <wp:effectExtent l="0" t="0" r="0" b="0"/>
+            <wp:docPr id="1512710008" name="Kép 1"/>
+            <wp:cNvGraphicFramePr>
+              <a:graphicFrameLocks xmlns:a="http://schemas.openxmlformats.org/drawingml/2006/main" noChangeAspect="1"/>
+            </wp:cNvGraphicFramePr>
+            <a:graphic xmlns:a="http://schemas.openxmlformats.org/drawingml/2006/main">
+              <a:graphicData uri="http://schemas.openxmlformats.org/drawingml/2006/picture">
+                <pic:pic xmlns:pic="http://schemas.openxmlformats.org/drawingml/2006/picture">
+                  <pic:nvPicPr>
+                    <pic:cNvPr id="1512710008" name=""/>
+                    <pic:cNvPicPr/>
+                  </pic:nvPicPr>
+                  <pic:blipFill>
+                    <a:blip r:embed="rId14"/>
+                    <a:stretch>
+                      <a:fillRect/>
+                    </a:stretch>
+                  </pic:blipFill>
+                  <pic:spPr>
+                    <a:xfrm>
+                      <a:off x="0" y="0"/>
+                      <a:ext cx="5760720" cy="6304915"/>
+                    </a:xfrm>
+                    <a:prstGeom prst="rect">
+                      <a:avLst/>
+                    </a:prstGeom>
+                  </pic:spPr>
+                </pic:pic>
+              </a:graphicData>
+            </a:graphic>
+          </wp:inline>
+        </w:drawing>
+      </w:r>
     </w:p>
     <w:p>
       <w:pPr>
         <w:pStyle w:val="Cmsor1"/>
       </w:pPr>
       <w:r>
-        <w:t>Feladat: Rebase</w:t>
+        <w:t xml:space="preserve">Feladat: </w:t>
+      </w:r>
+      <w:proofErr w:type="spellStart"/>
+      <w:r>
+        <w:t>SonarQube</w:t>
+      </w:r>
+      <w:proofErr w:type="spellEnd"/>
+      <w:r>
+        <w:t xml:space="preserve"> </w:t>
+      </w:r>
+      <w:proofErr w:type="spellStart"/>
+      <w:r>
+        <w:t>for</w:t>
+      </w:r>
+      <w:proofErr w:type="spellEnd"/>
+      <w:r>
+        <w:t xml:space="preserve"> IDE (Statikus ellenőrzés lokálisan)</w:t>
       </w:r>
     </w:p>
     <w:p>
       <w:pPr>
         <w:pStyle w:val="Code"/>
       </w:pPr>
+      <w:r>
+        <w:t>Hibák:</w:t>
+      </w:r>
     </w:p>
     <w:p>
       <w:pPr>
-        <w:pStyle w:val="Cmsor1"/>
-      </w:pPr>
-      <w:r>
-        <w:lastRenderedPageBreak/>
-        <w:t xml:space="preserve">Feladat: </w:t>
-      </w:r>
-      <w:r>
-        <w:t>Commitok egyedi másolása</w:t>
+        <w:pStyle w:val="Code"/>
+        <w:numPr>
+          <w:ilvl w:val="0"/>
+          <w:numId w:val="7"/>
+        </w:numPr>
+      </w:pPr>
+      <w:r>
+        <w:t>Throw this exception or remove this useless statement.</w:t>
+      </w:r>
+      <w:r>
+        <w:t xml:space="preserve"> --- Ez egy valós hiba, az Exception csak egy üres „statement” ezért kell javítani.</w:t>
       </w:r>
     </w:p>
     <w:p>
       <w:pPr>
         <w:pStyle w:val="Code"/>
+        <w:numPr>
+          <w:ilvl w:val="0"/>
+          <w:numId w:val="7"/>
+        </w:numPr>
+      </w:pPr>
+      <w:r>
+        <w:t>Save and re-use this "Random".</w:t>
+      </w:r>
+      <w:r>
+        <w:t xml:space="preserve"> --- Ez JDK platform dependent, hogy tényleg random lesz-e a kimeneti eredmény, a SQ recommendation az az, hogy mentsük el és használjuk fel újra, ezért ezt én hibának vélem, mivel nem platform indpendent a működés és unintended sideeffect.</w:t>
+      </w:r>
+    </w:p>
+    <w:p>
+      <w:pPr>
+        <w:pStyle w:val="Code"/>
+        <w:numPr>
+          <w:ilvl w:val="0"/>
+          <w:numId w:val="7"/>
+        </w:numPr>
+      </w:pPr>
+      <w:r>
+        <w:t>Was "-=" meant instead?</w:t>
+      </w:r>
+      <w:r>
+        <w:t xml:space="preserve"> --- Ez egy valós hiba, mivel minuszá tesszük a torpedoCount-ot nem kivonunk belőle.</w:t>
+      </w:r>
+    </w:p>
+    <w:p>
+      <w:pPr>
+        <w:pStyle w:val="Code"/>
+      </w:pPr>
+      <w:r>
+        <w:lastRenderedPageBreak/>
+        <w:t>Szabályok:</w:t>
+      </w:r>
+    </w:p>
+    <w:p>
+      <w:pPr>
+        <w:pStyle w:val="Code"/>
+        <w:numPr>
+          <w:ilvl w:val="0"/>
+          <w:numId w:val="8"/>
+        </w:numPr>
+      </w:pPr>
+      <w:r>
+        <w:t>List.remove() should not be used in ascending ’for’ loop. ---causes element skipping.</w:t>
+      </w:r>
+    </w:p>
+    <w:p>
+      <w:pPr>
+        <w:pStyle w:val="Code"/>
+        <w:numPr>
+          <w:ilvl w:val="0"/>
+          <w:numId w:val="8"/>
+        </w:numPr>
+      </w:pPr>
+      <w:r>
+        <w:t>@NonNull values should not be set to null. --- can caues nullptr exception at runtime if the variable annotated with this is set to null.</w:t>
+      </w:r>
+    </w:p>
+    <w:p>
+      <w:pPr>
+        <w:pStyle w:val="Code"/>
+        <w:numPr>
+          <w:ilvl w:val="0"/>
+          <w:numId w:val="8"/>
+        </w:numPr>
+      </w:pPr>
+      <w:r>
+        <w:t xml:space="preserve">„==” and „!=” should not be used when „equals” is overriden. --- </w:t>
+      </w:r>
+      <w:r>
+        <w:t>It is equivalent to use the equality == operator and the equals method to compare two objects if the equals method inherited from Object has not been overridden. In this case both checks compare the object references.</w:t>
+      </w:r>
+      <w:r>
+        <w:t xml:space="preserve"> (Dokumentációbol kimásolva)</w:t>
+      </w:r>
+    </w:p>
+    <w:p>
+      <w:pPr>
+        <w:pStyle w:val="Code"/>
+      </w:pPr>
+    </w:p>
+    <w:p>
+      <w:pPr>
+        <w:pStyle w:val="Cmsor1"/>
+      </w:pPr>
+      <w:r>
+        <w:t xml:space="preserve">Feladat: </w:t>
+      </w:r>
+      <w:proofErr w:type="spellStart"/>
+      <w:r>
+        <w:t>Commitok</w:t>
+      </w:r>
+      <w:proofErr w:type="spellEnd"/>
+      <w:r>
+        <w:t xml:space="preserve"> egyedi másolása</w:t>
+      </w:r>
+    </w:p>
+    <w:p>
+      <w:pPr>
+        <w:pStyle w:val="Code"/>
       </w:pPr>
     </w:p>
     <w:sectPr>
-      <w:headerReference w:type="default" r:id="rId14"/>
-      <w:footerReference w:type="default" r:id="rId15"/>
-      <w:headerReference w:type="first" r:id="rId16"/>
-      <w:footerReference w:type="first" r:id="rId17"/>
+      <w:headerReference w:type="default" r:id="rId15"/>
+      <w:footerReference w:type="default" r:id="rId16"/>
+      <w:headerReference w:type="first" r:id="rId17"/>
+      <w:footerReference w:type="first" r:id="rId18"/>
       <w:pgSz w:w="11906" w:h="16838"/>
       <w:pgMar w:top="1417" w:right="1417" w:bottom="1417" w:left="1417" w:header="708" w:footer="708" w:gutter="0"/>
       <w:cols w:space="720"/>
@@ -1002,6 +1183,184 @@
     </w:lvl>
   </w:abstractNum>
   <w:abstractNum w:abstractNumId="1" w15:restartNumberingAfterBreak="0">
+    <w:nsid w:val="134561A7"/>
+    <w:multiLevelType w:val="hybridMultilevel"/>
+    <w:tmpl w:val="79FE69C0"/>
+    <w:lvl w:ilvl="0" w:tplc="040E000F">
+      <w:start w:val="1"/>
+      <w:numFmt w:val="decimal"/>
+      <w:lvlText w:val="%1."/>
+      <w:lvlJc w:val="left"/>
+      <w:pPr>
+        <w:ind w:left="720" w:hanging="360"/>
+      </w:pPr>
+      <w:rPr>
+        <w:rFonts w:hint="default"/>
+      </w:rPr>
+    </w:lvl>
+    <w:lvl w:ilvl="1" w:tplc="040E0019" w:tentative="1">
+      <w:start w:val="1"/>
+      <w:numFmt w:val="lowerLetter"/>
+      <w:lvlText w:val="%2."/>
+      <w:lvlJc w:val="left"/>
+      <w:pPr>
+        <w:ind w:left="1440" w:hanging="360"/>
+      </w:pPr>
+    </w:lvl>
+    <w:lvl w:ilvl="2" w:tplc="040E001B" w:tentative="1">
+      <w:start w:val="1"/>
+      <w:numFmt w:val="lowerRoman"/>
+      <w:lvlText w:val="%3."/>
+      <w:lvlJc w:val="right"/>
+      <w:pPr>
+        <w:ind w:left="2160" w:hanging="180"/>
+      </w:pPr>
+    </w:lvl>
+    <w:lvl w:ilvl="3" w:tplc="040E000F" w:tentative="1">
+      <w:start w:val="1"/>
+      <w:numFmt w:val="decimal"/>
+      <w:lvlText w:val="%4."/>
+      <w:lvlJc w:val="left"/>
+      <w:pPr>
+        <w:ind w:left="2880" w:hanging="360"/>
+      </w:pPr>
+    </w:lvl>
+    <w:lvl w:ilvl="4" w:tplc="040E0019" w:tentative="1">
+      <w:start w:val="1"/>
+      <w:numFmt w:val="lowerLetter"/>
+      <w:lvlText w:val="%5."/>
+      <w:lvlJc w:val="left"/>
+      <w:pPr>
+        <w:ind w:left="3600" w:hanging="360"/>
+      </w:pPr>
+    </w:lvl>
+    <w:lvl w:ilvl="5" w:tplc="040E001B" w:tentative="1">
+      <w:start w:val="1"/>
+      <w:numFmt w:val="lowerRoman"/>
+      <w:lvlText w:val="%6."/>
+      <w:lvlJc w:val="right"/>
+      <w:pPr>
+        <w:ind w:left="4320" w:hanging="180"/>
+      </w:pPr>
+    </w:lvl>
+    <w:lvl w:ilvl="6" w:tplc="040E000F" w:tentative="1">
+      <w:start w:val="1"/>
+      <w:numFmt w:val="decimal"/>
+      <w:lvlText w:val="%7."/>
+      <w:lvlJc w:val="left"/>
+      <w:pPr>
+        <w:ind w:left="5040" w:hanging="360"/>
+      </w:pPr>
+    </w:lvl>
+    <w:lvl w:ilvl="7" w:tplc="040E0019" w:tentative="1">
+      <w:start w:val="1"/>
+      <w:numFmt w:val="lowerLetter"/>
+      <w:lvlText w:val="%8."/>
+      <w:lvlJc w:val="left"/>
+      <w:pPr>
+        <w:ind w:left="5760" w:hanging="360"/>
+      </w:pPr>
+    </w:lvl>
+    <w:lvl w:ilvl="8" w:tplc="040E001B" w:tentative="1">
+      <w:start w:val="1"/>
+      <w:numFmt w:val="lowerRoman"/>
+      <w:lvlText w:val="%9."/>
+      <w:lvlJc w:val="right"/>
+      <w:pPr>
+        <w:ind w:left="6480" w:hanging="180"/>
+      </w:pPr>
+    </w:lvl>
+  </w:abstractNum>
+  <w:abstractNum w:abstractNumId="2" w15:restartNumberingAfterBreak="0">
+    <w:nsid w:val="25560042"/>
+    <w:multiLevelType w:val="hybridMultilevel"/>
+    <w:tmpl w:val="3D22C192"/>
+    <w:lvl w:ilvl="0" w:tplc="040E000F">
+      <w:start w:val="1"/>
+      <w:numFmt w:val="decimal"/>
+      <w:lvlText w:val="%1."/>
+      <w:lvlJc w:val="left"/>
+      <w:pPr>
+        <w:ind w:left="720" w:hanging="360"/>
+      </w:pPr>
+      <w:rPr>
+        <w:rFonts w:hint="default"/>
+      </w:rPr>
+    </w:lvl>
+    <w:lvl w:ilvl="1" w:tplc="040E0019">
+      <w:start w:val="1"/>
+      <w:numFmt w:val="lowerLetter"/>
+      <w:lvlText w:val="%2."/>
+      <w:lvlJc w:val="left"/>
+      <w:pPr>
+        <w:ind w:left="1440" w:hanging="360"/>
+      </w:pPr>
+    </w:lvl>
+    <w:lvl w:ilvl="2" w:tplc="040E001B">
+      <w:start w:val="1"/>
+      <w:numFmt w:val="lowerRoman"/>
+      <w:lvlText w:val="%3."/>
+      <w:lvlJc w:val="right"/>
+      <w:pPr>
+        <w:ind w:left="2160" w:hanging="180"/>
+      </w:pPr>
+    </w:lvl>
+    <w:lvl w:ilvl="3" w:tplc="040E000F" w:tentative="1">
+      <w:start w:val="1"/>
+      <w:numFmt w:val="decimal"/>
+      <w:lvlText w:val="%4."/>
+      <w:lvlJc w:val="left"/>
+      <w:pPr>
+        <w:ind w:left="2880" w:hanging="360"/>
+      </w:pPr>
+    </w:lvl>
+    <w:lvl w:ilvl="4" w:tplc="040E0019" w:tentative="1">
+      <w:start w:val="1"/>
+      <w:numFmt w:val="lowerLetter"/>
+      <w:lvlText w:val="%5."/>
+      <w:lvlJc w:val="left"/>
+      <w:pPr>
+        <w:ind w:left="3600" w:hanging="360"/>
+      </w:pPr>
+    </w:lvl>
+    <w:lvl w:ilvl="5" w:tplc="040E001B" w:tentative="1">
+      <w:start w:val="1"/>
+      <w:numFmt w:val="lowerRoman"/>
+      <w:lvlText w:val="%6."/>
+      <w:lvlJc w:val="right"/>
+      <w:pPr>
+        <w:ind w:left="4320" w:hanging="180"/>
+      </w:pPr>
+    </w:lvl>
+    <w:lvl w:ilvl="6" w:tplc="040E000F" w:tentative="1">
+      <w:start w:val="1"/>
+      <w:numFmt w:val="decimal"/>
+      <w:lvlText w:val="%7."/>
+      <w:lvlJc w:val="left"/>
+      <w:pPr>
+        <w:ind w:left="5040" w:hanging="360"/>
+      </w:pPr>
+    </w:lvl>
+    <w:lvl w:ilvl="7" w:tplc="040E0019" w:tentative="1">
+      <w:start w:val="1"/>
+      <w:numFmt w:val="lowerLetter"/>
+      <w:lvlText w:val="%8."/>
+      <w:lvlJc w:val="left"/>
+      <w:pPr>
+        <w:ind w:left="5760" w:hanging="360"/>
+      </w:pPr>
+    </w:lvl>
+    <w:lvl w:ilvl="8" w:tplc="040E001B" w:tentative="1">
+      <w:start w:val="1"/>
+      <w:numFmt w:val="lowerRoman"/>
+      <w:lvlText w:val="%9."/>
+      <w:lvlJc w:val="right"/>
+      <w:pPr>
+        <w:ind w:left="6480" w:hanging="180"/>
+      </w:pPr>
+    </w:lvl>
+  </w:abstractNum>
+  <w:abstractNum w:abstractNumId="3" w15:restartNumberingAfterBreak="0">
     <w:nsid w:val="384A2488"/>
     <w:multiLevelType w:val="multilevel"/>
     <w:tmpl w:val="C67E6438"/>
@@ -1132,7 +1491,96 @@
       </w:pPr>
     </w:lvl>
   </w:abstractNum>
-  <w:abstractNum w:abstractNumId="2" w15:restartNumberingAfterBreak="0">
+  <w:abstractNum w:abstractNumId="4" w15:restartNumberingAfterBreak="0">
+    <w:nsid w:val="4BB93C2E"/>
+    <w:multiLevelType w:val="hybridMultilevel"/>
+    <w:tmpl w:val="C67AEB06"/>
+    <w:lvl w:ilvl="0" w:tplc="040E000F">
+      <w:start w:val="1"/>
+      <w:numFmt w:val="decimal"/>
+      <w:lvlText w:val="%1."/>
+      <w:lvlJc w:val="left"/>
+      <w:pPr>
+        <w:ind w:left="720" w:hanging="360"/>
+      </w:pPr>
+      <w:rPr>
+        <w:rFonts w:hint="default"/>
+      </w:rPr>
+    </w:lvl>
+    <w:lvl w:ilvl="1" w:tplc="040E0019" w:tentative="1">
+      <w:start w:val="1"/>
+      <w:numFmt w:val="lowerLetter"/>
+      <w:lvlText w:val="%2."/>
+      <w:lvlJc w:val="left"/>
+      <w:pPr>
+        <w:ind w:left="1440" w:hanging="360"/>
+      </w:pPr>
+    </w:lvl>
+    <w:lvl w:ilvl="2" w:tplc="040E001B" w:tentative="1">
+      <w:start w:val="1"/>
+      <w:numFmt w:val="lowerRoman"/>
+      <w:lvlText w:val="%3."/>
+      <w:lvlJc w:val="right"/>
+      <w:pPr>
+        <w:ind w:left="2160" w:hanging="180"/>
+      </w:pPr>
+    </w:lvl>
+    <w:lvl w:ilvl="3" w:tplc="040E000F" w:tentative="1">
+      <w:start w:val="1"/>
+      <w:numFmt w:val="decimal"/>
+      <w:lvlText w:val="%4."/>
+      <w:lvlJc w:val="left"/>
+      <w:pPr>
+        <w:ind w:left="2880" w:hanging="360"/>
+      </w:pPr>
+    </w:lvl>
+    <w:lvl w:ilvl="4" w:tplc="040E0019" w:tentative="1">
+      <w:start w:val="1"/>
+      <w:numFmt w:val="lowerLetter"/>
+      <w:lvlText w:val="%5."/>
+      <w:lvlJc w:val="left"/>
+      <w:pPr>
+        <w:ind w:left="3600" w:hanging="360"/>
+      </w:pPr>
+    </w:lvl>
+    <w:lvl w:ilvl="5" w:tplc="040E001B" w:tentative="1">
+      <w:start w:val="1"/>
+      <w:numFmt w:val="lowerRoman"/>
+      <w:lvlText w:val="%6."/>
+      <w:lvlJc w:val="right"/>
+      <w:pPr>
+        <w:ind w:left="4320" w:hanging="180"/>
+      </w:pPr>
+    </w:lvl>
+    <w:lvl w:ilvl="6" w:tplc="040E000F" w:tentative="1">
+      <w:start w:val="1"/>
+      <w:numFmt w:val="decimal"/>
+      <w:lvlText w:val="%7."/>
+      <w:lvlJc w:val="left"/>
+      <w:pPr>
+        <w:ind w:left="5040" w:hanging="360"/>
+      </w:pPr>
+    </w:lvl>
+    <w:lvl w:ilvl="7" w:tplc="040E0019" w:tentative="1">
+      <w:start w:val="1"/>
+      <w:numFmt w:val="lowerLetter"/>
+      <w:lvlText w:val="%8."/>
+      <w:lvlJc w:val="left"/>
+      <w:pPr>
+        <w:ind w:left="5760" w:hanging="360"/>
+      </w:pPr>
+    </w:lvl>
+    <w:lvl w:ilvl="8" w:tplc="040E001B" w:tentative="1">
+      <w:start w:val="1"/>
+      <w:numFmt w:val="lowerRoman"/>
+      <w:lvlText w:val="%9."/>
+      <w:lvlJc w:val="right"/>
+      <w:pPr>
+        <w:ind w:left="6480" w:hanging="180"/>
+      </w:pPr>
+    </w:lvl>
+  </w:abstractNum>
+  <w:abstractNum w:abstractNumId="5" w15:restartNumberingAfterBreak="0">
     <w:nsid w:val="5FFC14D6"/>
     <w:multiLevelType w:val="multilevel"/>
     <w:tmpl w:val="0EF2A044"/>
@@ -1249,7 +1697,7 @@
       </w:pPr>
     </w:lvl>
   </w:abstractNum>
-  <w:abstractNum w:abstractNumId="3" w15:restartNumberingAfterBreak="0">
+  <w:abstractNum w:abstractNumId="6" w15:restartNumberingAfterBreak="0">
     <w:nsid w:val="6C680E3A"/>
     <w:multiLevelType w:val="multilevel"/>
     <w:tmpl w:val="FEEA1DB0"/>
@@ -1364,22 +1812,31 @@
     </w:lvl>
   </w:abstractNum>
   <w:num w:numId="1" w16cid:durableId="1513833424">
-    <w:abstractNumId w:val="1"/>
+    <w:abstractNumId w:val="3"/>
   </w:num>
   <w:num w:numId="2" w16cid:durableId="230849920">
     <w:abstractNumId w:val="0"/>
   </w:num>
   <w:num w:numId="3" w16cid:durableId="1996839382">
-    <w:abstractNumId w:val="2"/>
+    <w:abstractNumId w:val="5"/>
   </w:num>
   <w:num w:numId="4" w16cid:durableId="2050371267">
-    <w:abstractNumId w:val="3"/>
+    <w:abstractNumId w:val="6"/>
   </w:num>
   <w:num w:numId="5" w16cid:durableId="843663299">
-    <w:abstractNumId w:val="1"/>
+    <w:abstractNumId w:val="3"/>
     <w:lvlOverride w:ilvl="0">
       <w:startOverride w:val="1"/>
     </w:lvlOverride>
+  </w:num>
+  <w:num w:numId="6" w16cid:durableId="1862667389">
+    <w:abstractNumId w:val="1"/>
+  </w:num>
+  <w:num w:numId="7" w16cid:durableId="1906990810">
+    <w:abstractNumId w:val="2"/>
+  </w:num>
+  <w:num w:numId="8" w16cid:durableId="275646553">
+    <w:abstractNumId w:val="4"/>
   </w:num>
 </w:numbering>
 </file>

--- a/SZOFTECH_Lab3_R29SVR.docx
+++ b/SZOFTECH_Lab3_R29SVR.docx
@@ -562,25 +562,208 @@
       <w:r>
         <w:t xml:space="preserve">Feladat: </w:t>
       </w:r>
+      <w:r>
+        <w:t>Kód felülvizsgálat (</w:t>
+      </w:r>
       <w:proofErr w:type="spellStart"/>
       <w:r>
-        <w:t>Commitok</w:t>
+        <w:t>Code</w:t>
       </w:r>
       <w:proofErr w:type="spellEnd"/>
       <w:r>
-        <w:t xml:space="preserve"> egyedi másolása</w:t>
+        <w:t xml:space="preserve"> </w:t>
+      </w:r>
+      <w:proofErr w:type="spellStart"/>
+      <w:r>
+        <w:t>review</w:t>
+      </w:r>
+      <w:proofErr w:type="spellEnd"/>
+      <w:r>
+        <w:t>)</w:t>
       </w:r>
     </w:p>
     <w:p>
       <w:pPr>
         <w:pStyle w:val="Code"/>
       </w:pPr>
+      <w:r>
+        <w:drawing>
+          <wp:inline distT="0" distB="0" distL="0" distR="0" wp14:anchorId="708FB0F3" wp14:editId="0BD6F9E2">
+            <wp:extent cx="5760720" cy="5747385"/>
+            <wp:effectExtent l="0" t="0" r="0" b="0"/>
+            <wp:docPr id="102467067" name="Kép 1"/>
+            <wp:cNvGraphicFramePr>
+              <a:graphicFrameLocks xmlns:a="http://schemas.openxmlformats.org/drawingml/2006/main" noChangeAspect="1"/>
+            </wp:cNvGraphicFramePr>
+            <a:graphic xmlns:a="http://schemas.openxmlformats.org/drawingml/2006/main">
+              <a:graphicData uri="http://schemas.openxmlformats.org/drawingml/2006/picture">
+                <pic:pic xmlns:pic="http://schemas.openxmlformats.org/drawingml/2006/picture">
+                  <pic:nvPicPr>
+                    <pic:cNvPr id="102467067" name=""/>
+                    <pic:cNvPicPr/>
+                  </pic:nvPicPr>
+                  <pic:blipFill>
+                    <a:blip r:embed="rId15"/>
+                    <a:stretch>
+                      <a:fillRect/>
+                    </a:stretch>
+                  </pic:blipFill>
+                  <pic:spPr>
+                    <a:xfrm>
+                      <a:off x="0" y="0"/>
+                      <a:ext cx="5760720" cy="5747385"/>
+                    </a:xfrm>
+                    <a:prstGeom prst="rect">
+                      <a:avLst/>
+                    </a:prstGeom>
+                  </pic:spPr>
+                </pic:pic>
+              </a:graphicData>
+            </a:graphic>
+          </wp:inline>
+        </w:drawing>
+      </w:r>
+    </w:p>
+    <w:p>
+      <w:pPr>
+        <w:pStyle w:val="Cmsor1"/>
+      </w:pPr>
+      <w:r>
+        <w:lastRenderedPageBreak/>
+        <w:t xml:space="preserve">Feladat: </w:t>
+      </w:r>
+      <w:r>
+        <w:t>Átvizsgálás</w:t>
+      </w:r>
+    </w:p>
+    <w:p>
+      <w:pPr>
+        <w:pStyle w:val="Code"/>
+      </w:pPr>
+      <w:r>
+        <w:t>TODO</w:t>
+      </w:r>
+    </w:p>
+    <w:p>
+      <w:pPr>
+        <w:pStyle w:val="Cmsor1"/>
+      </w:pPr>
+      <w:r>
+        <w:t xml:space="preserve">Feladat: </w:t>
+      </w:r>
+      <w:proofErr w:type="spellStart"/>
+      <w:r>
+        <w:t>SonarQube</w:t>
+      </w:r>
+      <w:proofErr w:type="spellEnd"/>
+      <w:r>
+        <w:t xml:space="preserve"> </w:t>
+      </w:r>
+      <w:proofErr w:type="spellStart"/>
+      <w:r>
+        <w:t>Cloud</w:t>
+      </w:r>
+      <w:proofErr w:type="spellEnd"/>
+      <w:r>
+        <w:t xml:space="preserve"> (Statikus ellenőrzés CI környezetben)</w:t>
+      </w:r>
+    </w:p>
+    <w:p>
+      <w:pPr>
+        <w:pStyle w:val="Code"/>
+      </w:pPr>
+    </w:p>
+    <w:p>
+      <w:pPr>
+        <w:pStyle w:val="Code"/>
+      </w:pPr>
+      <w:r>
+        <w:drawing>
+          <wp:inline distT="0" distB="0" distL="0" distR="0" wp14:anchorId="1FE36C29" wp14:editId="7340421F">
+            <wp:extent cx="5760720" cy="6305550"/>
+            <wp:effectExtent l="0" t="0" r="0" b="0"/>
+            <wp:docPr id="1191490724" name="Kép 1"/>
+            <wp:cNvGraphicFramePr>
+              <a:graphicFrameLocks xmlns:a="http://schemas.openxmlformats.org/drawingml/2006/main" noChangeAspect="1"/>
+            </wp:cNvGraphicFramePr>
+            <a:graphic xmlns:a="http://schemas.openxmlformats.org/drawingml/2006/main">
+              <a:graphicData uri="http://schemas.openxmlformats.org/drawingml/2006/picture">
+                <pic:pic xmlns:pic="http://schemas.openxmlformats.org/drawingml/2006/picture">
+                  <pic:nvPicPr>
+                    <pic:cNvPr id="1191490724" name=""/>
+                    <pic:cNvPicPr/>
+                  </pic:nvPicPr>
+                  <pic:blipFill>
+                    <a:blip r:embed="rId16"/>
+                    <a:stretch>
+                      <a:fillRect/>
+                    </a:stretch>
+                  </pic:blipFill>
+                  <pic:spPr>
+                    <a:xfrm>
+                      <a:off x="0" y="0"/>
+                      <a:ext cx="5760720" cy="6305550"/>
+                    </a:xfrm>
+                    <a:prstGeom prst="rect">
+                      <a:avLst/>
+                    </a:prstGeom>
+                  </pic:spPr>
+                </pic:pic>
+              </a:graphicData>
+            </a:graphic>
+          </wp:inline>
+        </w:drawing>
+      </w:r>
+    </w:p>
+    <w:p>
+      <w:pPr>
+        <w:pStyle w:val="Cmsor1"/>
+      </w:pPr>
+      <w:r>
+        <w:t xml:space="preserve">Feladat: </w:t>
+      </w:r>
+      <w:r>
+        <w:t>Javítások ellenőrzése</w:t>
+      </w:r>
+    </w:p>
+    <w:p>
+      <w:pPr>
+        <w:pStyle w:val="Code"/>
+      </w:pPr>
+      <w:r>
+        <w:t>TODO</w:t>
+      </w:r>
+    </w:p>
+    <w:p>
+      <w:pPr>
+        <w:pStyle w:val="Cmsor1"/>
+      </w:pPr>
+      <w:r>
+        <w:lastRenderedPageBreak/>
+        <w:t xml:space="preserve">Feladat: </w:t>
+      </w:r>
+      <w:r>
+        <w:t>Munkafolyamat jelvények létrehozása</w:t>
+      </w:r>
+    </w:p>
+    <w:p>
+      <w:pPr>
+        <w:pStyle w:val="Code"/>
+      </w:pPr>
+      <w:r>
+        <w:t>TODO</w:t>
+      </w:r>
+    </w:p>
+    <w:p>
+      <w:pPr>
+        <w:pStyle w:val="Code"/>
+      </w:pPr>
     </w:p>
     <w:sectPr>
-      <w:headerReference w:type="default" r:id="rId15"/>
-      <w:footerReference w:type="default" r:id="rId16"/>
-      <w:headerReference w:type="first" r:id="rId17"/>
-      <w:footerReference w:type="first" r:id="rId18"/>
+      <w:headerReference w:type="default" r:id="rId17"/>
+      <w:footerReference w:type="default" r:id="rId18"/>
+      <w:headerReference w:type="first" r:id="rId19"/>
+      <w:footerReference w:type="first" r:id="rId20"/>
       <w:pgSz w:w="11906" w:h="16838"/>
       <w:pgMar w:top="1417" w:right="1417" w:bottom="1417" w:left="1417" w:header="708" w:footer="708" w:gutter="0"/>
       <w:cols w:space="720"/>

--- a/SZOFTECH_Lab3_R29SVR.docx
+++ b/SZOFTECH_Lab3_R29SVR.docx
@@ -641,6 +641,212 @@
         <w:pStyle w:val="Code"/>
       </w:pPr>
       <w:r>
+        <w:t>Én PR:</w:t>
+      </w:r>
+    </w:p>
+    <w:p>
+      <w:pPr>
+        <w:pStyle w:val="Code"/>
+      </w:pPr>
+      <w:r>
+        <w:drawing>
+          <wp:inline distT="0" distB="0" distL="0" distR="0" wp14:anchorId="70598975" wp14:editId="6262F1AA">
+            <wp:extent cx="5760720" cy="5756275"/>
+            <wp:effectExtent l="0" t="0" r="0" b="0"/>
+            <wp:docPr id="1527784538" name="Kép 1"/>
+            <wp:cNvGraphicFramePr>
+              <a:graphicFrameLocks xmlns:a="http://schemas.openxmlformats.org/drawingml/2006/main" noChangeAspect="1"/>
+            </wp:cNvGraphicFramePr>
+            <a:graphic xmlns:a="http://schemas.openxmlformats.org/drawingml/2006/main">
+              <a:graphicData uri="http://schemas.openxmlformats.org/drawingml/2006/picture">
+                <pic:pic xmlns:pic="http://schemas.openxmlformats.org/drawingml/2006/picture">
+                  <pic:nvPicPr>
+                    <pic:cNvPr id="1527784538" name=""/>
+                    <pic:cNvPicPr/>
+                  </pic:nvPicPr>
+                  <pic:blipFill>
+                    <a:blip r:embed="rId16"/>
+                    <a:stretch>
+                      <a:fillRect/>
+                    </a:stretch>
+                  </pic:blipFill>
+                  <pic:spPr>
+                    <a:xfrm>
+                      <a:off x="0" y="0"/>
+                      <a:ext cx="5760720" cy="5756275"/>
+                    </a:xfrm>
+                    <a:prstGeom prst="rect">
+                      <a:avLst/>
+                    </a:prstGeom>
+                  </pic:spPr>
+                </pic:pic>
+              </a:graphicData>
+            </a:graphic>
+          </wp:inline>
+        </w:drawing>
+      </w:r>
+    </w:p>
+    <w:p>
+      <w:pPr>
+        <w:pStyle w:val="Code"/>
+      </w:pPr>
+      <w:r>
+        <w:lastRenderedPageBreak/>
+        <w:drawing>
+          <wp:inline distT="0" distB="0" distL="0" distR="0" wp14:anchorId="319DDAF8" wp14:editId="2E6BD6EB">
+            <wp:extent cx="5760720" cy="5742940"/>
+            <wp:effectExtent l="0" t="0" r="0" b="0"/>
+            <wp:docPr id="2087648510" name="Kép 1"/>
+            <wp:cNvGraphicFramePr>
+              <a:graphicFrameLocks xmlns:a="http://schemas.openxmlformats.org/drawingml/2006/main" noChangeAspect="1"/>
+            </wp:cNvGraphicFramePr>
+            <a:graphic xmlns:a="http://schemas.openxmlformats.org/drawingml/2006/main">
+              <a:graphicData uri="http://schemas.openxmlformats.org/drawingml/2006/picture">
+                <pic:pic xmlns:pic="http://schemas.openxmlformats.org/drawingml/2006/picture">
+                  <pic:nvPicPr>
+                    <pic:cNvPr id="2087648510" name=""/>
+                    <pic:cNvPicPr/>
+                  </pic:nvPicPr>
+                  <pic:blipFill>
+                    <a:blip r:embed="rId17"/>
+                    <a:stretch>
+                      <a:fillRect/>
+                    </a:stretch>
+                  </pic:blipFill>
+                  <pic:spPr>
+                    <a:xfrm>
+                      <a:off x="0" y="0"/>
+                      <a:ext cx="5760720" cy="5742940"/>
+                    </a:xfrm>
+                    <a:prstGeom prst="rect">
+                      <a:avLst/>
+                    </a:prstGeom>
+                  </pic:spPr>
+                </pic:pic>
+              </a:graphicData>
+            </a:graphic>
+          </wp:inline>
+        </w:drawing>
+      </w:r>
+    </w:p>
+    <w:p>
+      <w:pPr>
+        <w:pStyle w:val="Code"/>
+      </w:pPr>
+      <w:r>
+        <w:lastRenderedPageBreak/>
+        <w:drawing>
+          <wp:inline distT="0" distB="0" distL="0" distR="0" wp14:anchorId="69C4E666" wp14:editId="37AAA2A2">
+            <wp:extent cx="5760720" cy="5760720"/>
+            <wp:effectExtent l="0" t="0" r="0" b="0"/>
+            <wp:docPr id="394755082" name="Kép 1"/>
+            <wp:cNvGraphicFramePr>
+              <a:graphicFrameLocks xmlns:a="http://schemas.openxmlformats.org/drawingml/2006/main" noChangeAspect="1"/>
+            </wp:cNvGraphicFramePr>
+            <a:graphic xmlns:a="http://schemas.openxmlformats.org/drawingml/2006/main">
+              <a:graphicData uri="http://schemas.openxmlformats.org/drawingml/2006/picture">
+                <pic:pic xmlns:pic="http://schemas.openxmlformats.org/drawingml/2006/picture">
+                  <pic:nvPicPr>
+                    <pic:cNvPr id="394755082" name=""/>
+                    <pic:cNvPicPr/>
+                  </pic:nvPicPr>
+                  <pic:blipFill>
+                    <a:blip r:embed="rId18"/>
+                    <a:stretch>
+                      <a:fillRect/>
+                    </a:stretch>
+                  </pic:blipFill>
+                  <pic:spPr>
+                    <a:xfrm>
+                      <a:off x="0" y="0"/>
+                      <a:ext cx="5760720" cy="5760720"/>
+                    </a:xfrm>
+                    <a:prstGeom prst="rect">
+                      <a:avLst/>
+                    </a:prstGeom>
+                  </pic:spPr>
+                </pic:pic>
+              </a:graphicData>
+            </a:graphic>
+          </wp:inline>
+        </w:drawing>
+      </w:r>
+    </w:p>
+    <w:p>
+      <w:pPr>
+        <w:pStyle w:val="Code"/>
+      </w:pPr>
+      <w:r>
+        <w:lastRenderedPageBreak/>
+        <w:drawing>
+          <wp:inline distT="0" distB="0" distL="0" distR="0" wp14:anchorId="51D8E33E" wp14:editId="11B8C524">
+            <wp:extent cx="5760720" cy="5756275"/>
+            <wp:effectExtent l="0" t="0" r="0" b="0"/>
+            <wp:docPr id="712729928" name="Kép 1"/>
+            <wp:cNvGraphicFramePr>
+              <a:graphicFrameLocks xmlns:a="http://schemas.openxmlformats.org/drawingml/2006/main" noChangeAspect="1"/>
+            </wp:cNvGraphicFramePr>
+            <a:graphic xmlns:a="http://schemas.openxmlformats.org/drawingml/2006/main">
+              <a:graphicData uri="http://schemas.openxmlformats.org/drawingml/2006/picture">
+                <pic:pic xmlns:pic="http://schemas.openxmlformats.org/drawingml/2006/picture">
+                  <pic:nvPicPr>
+                    <pic:cNvPr id="712729928" name=""/>
+                    <pic:cNvPicPr/>
+                  </pic:nvPicPr>
+                  <pic:blipFill>
+                    <a:blip r:embed="rId19"/>
+                    <a:stretch>
+                      <a:fillRect/>
+                    </a:stretch>
+                  </pic:blipFill>
+                  <pic:spPr>
+                    <a:xfrm>
+                      <a:off x="0" y="0"/>
+                      <a:ext cx="5760720" cy="5756275"/>
+                    </a:xfrm>
+                    <a:prstGeom prst="rect">
+                      <a:avLst/>
+                    </a:prstGeom>
+                  </pic:spPr>
+                </pic:pic>
+              </a:graphicData>
+            </a:graphic>
+          </wp:inline>
+        </w:drawing>
+      </w:r>
+    </w:p>
+    <w:p>
+      <w:pPr>
+        <w:pStyle w:val="Code"/>
+      </w:pPr>
+    </w:p>
+    <w:p>
+      <w:pPr>
+        <w:pStyle w:val="Code"/>
+      </w:pPr>
+      <w:r>
+        <w:t>----------</w:t>
+      </w:r>
+      <w:r>
+        <w:t>---------------------------------------------------------------------</w:t>
+      </w:r>
+      <w:r>
+        <w:t>-----------------------------------------------------------------------------------------------------------------------------------------------------------------------------------------------------------------------------</w:t>
+      </w:r>
+    </w:p>
+    <w:p>
+      <w:pPr>
+        <w:pStyle w:val="Code"/>
+      </w:pPr>
+      <w:r>
+        <w:t>Felülvizsgálásom:</w:t>
+      </w:r>
+    </w:p>
+    <w:p>
+      <w:pPr>
+        <w:pStyle w:val="Code"/>
+      </w:pPr>
+      <w:r>
         <w:t>TODO</w:t>
       </w:r>
     </w:p>
@@ -678,6 +884,7 @@
         <w:pStyle w:val="Code"/>
       </w:pPr>
       <w:r>
+        <w:lastRenderedPageBreak/>
         <w:drawing>
           <wp:inline distT="0" distB="0" distL="0" distR="0" wp14:anchorId="1FE36C29" wp14:editId="7340421F">
             <wp:extent cx="5760720" cy="6305550"/>
@@ -694,7 +901,7 @@
                     <pic:cNvPicPr/>
                   </pic:nvPicPr>
                   <pic:blipFill>
-                    <a:blip r:embed="rId16"/>
+                    <a:blip r:embed="rId20"/>
                     <a:stretch>
                       <a:fillRect/>
                     </a:stretch>
@@ -731,7 +938,86 @@
         <w:pStyle w:val="Code"/>
       </w:pPr>
       <w:r>
-        <w:t>TODO</w:t>
+        <w:t>ld. 6-os feladat képek (merge elött)</w:t>
+      </w:r>
+    </w:p>
+    <w:p>
+      <w:pPr>
+        <w:spacing w:after="0"/>
+        <w:jc w:val="left"/>
+        <w:rPr>
+          <w:rFonts w:ascii="Liberation Mono" w:eastAsia="Liberation Mono" w:hAnsi="Liberation Mono" w:cs="Liberation Mono"/>
+          <w:noProof/>
+          <w:sz w:val="20"/>
+          <w:szCs w:val="20"/>
+        </w:rPr>
+      </w:pPr>
+      <w:r>
+        <w:br w:type="page"/>
+      </w:r>
+    </w:p>
+    <w:p>
+      <w:pPr>
+        <w:pStyle w:val="Code"/>
+      </w:pPr>
+      <w:r>
+        <w:lastRenderedPageBreak/>
+        <w:t>merge után:</w:t>
+      </w:r>
+    </w:p>
+    <w:p>
+      <w:pPr>
+        <w:pStyle w:val="Code"/>
+      </w:pPr>
+      <w:r>
+        <w:drawing>
+          <wp:inline distT="0" distB="0" distL="0" distR="0" wp14:anchorId="33666DEC" wp14:editId="0D1258BC">
+            <wp:extent cx="5760720" cy="5765165"/>
+            <wp:effectExtent l="0" t="0" r="0" b="0"/>
+            <wp:docPr id="874148907" name="Kép 1"/>
+            <wp:cNvGraphicFramePr>
+              <a:graphicFrameLocks xmlns:a="http://schemas.openxmlformats.org/drawingml/2006/main" noChangeAspect="1"/>
+            </wp:cNvGraphicFramePr>
+            <a:graphic xmlns:a="http://schemas.openxmlformats.org/drawingml/2006/main">
+              <a:graphicData uri="http://schemas.openxmlformats.org/drawingml/2006/picture">
+                <pic:pic xmlns:pic="http://schemas.openxmlformats.org/drawingml/2006/picture">
+                  <pic:nvPicPr>
+                    <pic:cNvPr id="874148907" name=""/>
+                    <pic:cNvPicPr/>
+                  </pic:nvPicPr>
+                  <pic:blipFill>
+                    <a:blip r:embed="rId21"/>
+                    <a:stretch>
+                      <a:fillRect/>
+                    </a:stretch>
+                  </pic:blipFill>
+                  <pic:spPr>
+                    <a:xfrm>
+                      <a:off x="0" y="0"/>
+                      <a:ext cx="5760720" cy="5765165"/>
+                    </a:xfrm>
+                    <a:prstGeom prst="rect">
+                      <a:avLst/>
+                    </a:prstGeom>
+                  </pic:spPr>
+                </pic:pic>
+              </a:graphicData>
+            </a:graphic>
+          </wp:inline>
+        </w:drawing>
+      </w:r>
+    </w:p>
+    <w:p>
+      <w:pPr>
+        <w:pStyle w:val="Code"/>
+      </w:pPr>
+    </w:p>
+    <w:p>
+      <w:pPr>
+        <w:pStyle w:val="Code"/>
+      </w:pPr>
+      <w:r>
+        <w:t>Nem volt extra hiba amit a PR-ra a SonarQube jelzett volna. Vagy a main-ágra a TorpedoStore-on kívül.</w:t>
       </w:r>
     </w:p>
     <w:p>
@@ -739,31 +1025,139 @@
         <w:pStyle w:val="Cmsor1"/>
       </w:pPr>
       <w:r>
+        <w:t xml:space="preserve">Feladat: </w:t>
+      </w:r>
+      <w:r>
+        <w:t>Munkafolyamat jelvények létrehozása</w:t>
+      </w:r>
+    </w:p>
+    <w:p>
+      <w:pPr>
+        <w:pStyle w:val="Code"/>
+        <w:jc w:val="left"/>
+        <w:rPr>
+          <w:sz w:val="16"/>
+          <w:szCs w:val="16"/>
+        </w:rPr>
+      </w:pPr>
+      <w:r>
+        <w:rPr>
+          <w:sz w:val="16"/>
+          <w:szCs w:val="16"/>
+        </w:rPr>
+        <w:t>![Maven</w:t>
+      </w:r>
+      <w:r>
+        <w:rPr>
+          <w:sz w:val="16"/>
+          <w:szCs w:val="16"/>
+        </w:rPr>
+        <w:t xml:space="preserve"> </w:t>
+      </w:r>
+      <w:r>
+        <w:rPr>
+          <w:sz w:val="16"/>
+          <w:szCs w:val="16"/>
+        </w:rPr>
+        <w:t>Build](</w:t>
+      </w:r>
+      <w:hyperlink r:id="rId22" w:history="1">
+        <w:r>
+          <w:rPr>
+            <w:rStyle w:val="Hiperhivatkozs"/>
+            <w:sz w:val="16"/>
+            <w:szCs w:val="16"/>
+          </w:rPr>
+          <w:t>https://github.com/DDdayHUN/se-lab/actions/workflows/maven.yml/badge.svg</w:t>
+        </w:r>
+      </w:hyperlink>
+      <w:r>
+        <w:rPr>
+          <w:sz w:val="16"/>
+          <w:szCs w:val="16"/>
+        </w:rPr>
+        <w:t>)</w:t>
+      </w:r>
+    </w:p>
+    <w:p>
+      <w:pPr>
+        <w:pStyle w:val="Code"/>
+        <w:jc w:val="left"/>
+        <w:rPr>
+          <w:sz w:val="16"/>
+          <w:szCs w:val="16"/>
+        </w:rPr>
+      </w:pPr>
+    </w:p>
+    <w:p>
+      <w:pPr>
+        <w:pStyle w:val="Code"/>
+        <w:rPr>
+          <w:sz w:val="14"/>
+          <w:szCs w:val="14"/>
+        </w:rPr>
+      </w:pPr>
+      <w:r>
+        <w:rPr>
+          <w:sz w:val="14"/>
+          <w:szCs w:val="14"/>
+        </w:rPr>
+        <w:t>[![License: MIT](https://img.shields.io/badge/License-MIT-yellow.svg)](https://opensource.org/licenses/MIT)</w:t>
+      </w:r>
+    </w:p>
+    <w:p>
+      <w:pPr>
+        <w:pStyle w:val="Code"/>
+      </w:pPr>
+    </w:p>
+    <w:p>
+      <w:pPr>
+        <w:pStyle w:val="Code"/>
+      </w:pPr>
+      <w:r>
         <w:lastRenderedPageBreak/>
-        <w:t xml:space="preserve">Feladat: </w:t>
-      </w:r>
-      <w:r>
-        <w:t>Munkafolyamat jelvények létrehozása</w:t>
-      </w:r>
-    </w:p>
-    <w:p>
-      <w:pPr>
-        <w:pStyle w:val="Code"/>
-      </w:pPr>
-      <w:r>
-        <w:t>TODO</w:t>
-      </w:r>
-    </w:p>
-    <w:p>
-      <w:pPr>
-        <w:pStyle w:val="Code"/>
-      </w:pPr>
+        <w:drawing>
+          <wp:inline distT="0" distB="0" distL="0" distR="0" wp14:anchorId="7F2921C7" wp14:editId="0C52FE43">
+            <wp:extent cx="5760720" cy="5756275"/>
+            <wp:effectExtent l="0" t="0" r="0" b="0"/>
+            <wp:docPr id="1652343036" name="Kép 1"/>
+            <wp:cNvGraphicFramePr>
+              <a:graphicFrameLocks xmlns:a="http://schemas.openxmlformats.org/drawingml/2006/main" noChangeAspect="1"/>
+            </wp:cNvGraphicFramePr>
+            <a:graphic xmlns:a="http://schemas.openxmlformats.org/drawingml/2006/main">
+              <a:graphicData uri="http://schemas.openxmlformats.org/drawingml/2006/picture">
+                <pic:pic xmlns:pic="http://schemas.openxmlformats.org/drawingml/2006/picture">
+                  <pic:nvPicPr>
+                    <pic:cNvPr id="1652343036" name=""/>
+                    <pic:cNvPicPr/>
+                  </pic:nvPicPr>
+                  <pic:blipFill>
+                    <a:blip r:embed="rId23"/>
+                    <a:stretch>
+                      <a:fillRect/>
+                    </a:stretch>
+                  </pic:blipFill>
+                  <pic:spPr>
+                    <a:xfrm>
+                      <a:off x="0" y="0"/>
+                      <a:ext cx="5760720" cy="5756275"/>
+                    </a:xfrm>
+                    <a:prstGeom prst="rect">
+                      <a:avLst/>
+                    </a:prstGeom>
+                  </pic:spPr>
+                </pic:pic>
+              </a:graphicData>
+            </a:graphic>
+          </wp:inline>
+        </w:drawing>
+      </w:r>
     </w:p>
     <w:sectPr>
-      <w:headerReference w:type="default" r:id="rId17"/>
-      <w:footerReference w:type="default" r:id="rId18"/>
-      <w:headerReference w:type="first" r:id="rId19"/>
-      <w:footerReference w:type="first" r:id="rId20"/>
+      <w:headerReference w:type="default" r:id="rId24"/>
+      <w:footerReference w:type="default" r:id="rId25"/>
+      <w:headerReference w:type="first" r:id="rId26"/>
+      <w:footerReference w:type="first" r:id="rId27"/>
       <w:pgSz w:w="11906" w:h="16838"/>
       <w:pgMar w:top="1417" w:right="1417" w:bottom="1417" w:left="1417" w:header="708" w:footer="708" w:gutter="0"/>
       <w:cols w:space="720"/>
@@ -3039,7 +3433,6 @@
     <w:name w:val="Hyperlink"/>
     <w:basedOn w:val="Bekezdsalapbettpusa"/>
     <w:uiPriority w:val="99"/>
-    <w:semiHidden/>
     <w:unhideWhenUsed/>
     <w:rsid w:val="009D3C2C"/>
     <w:rPr>
@@ -3515,6 +3908,18 @@
     <w:basedOn w:val="Alcm"/>
     <w:qFormat/>
     <w:rsid w:val="00BA4556"/>
+  </w:style>
+  <w:style w:type="character" w:styleId="Feloldatlanmegemlts">
+    <w:name w:val="Unresolved Mention"/>
+    <w:basedOn w:val="Bekezdsalapbettpusa"/>
+    <w:uiPriority w:val="99"/>
+    <w:semiHidden/>
+    <w:unhideWhenUsed/>
+    <w:rsid w:val="00253AF5"/>
+    <w:rPr>
+      <w:color w:val="605E5C"/>
+      <w:shd w:val="clear" w:color="auto" w:fill="E1DFDD"/>
+    </w:rPr>
   </w:style>
 </w:styles>
 </file>

--- a/SZOFTECH_Lab3_R29SVR.docx
+++ b/SZOFTECH_Lab3_R29SVR.docx
@@ -630,10 +630,7 @@
       </w:pPr>
       <w:r>
         <w:lastRenderedPageBreak/>
-        <w:t xml:space="preserve">Feladat: </w:t>
-      </w:r>
-      <w:r>
-        <w:t>Átvizsgálás</w:t>
+        <w:t>Feladat: Átvizsgálás</w:t>
       </w:r>
     </w:p>
     <w:p>
@@ -817,38 +814,150 @@
     </w:p>
     <w:p>
       <w:pPr>
+        <w:spacing w:after="0"/>
+        <w:jc w:val="left"/>
+        <w:rPr>
+          <w:rFonts w:ascii="Liberation Mono" w:eastAsia="Liberation Mono" w:hAnsi="Liberation Mono" w:cs="Liberation Mono"/>
+          <w:noProof/>
+          <w:sz w:val="20"/>
+          <w:szCs w:val="20"/>
+        </w:rPr>
+      </w:pPr>
+      <w:r>
+        <w:br w:type="page"/>
+      </w:r>
+    </w:p>
+    <w:p>
+      <w:pPr>
         <w:pStyle w:val="Code"/>
       </w:pPr>
+      <w:r>
+        <w:lastRenderedPageBreak/>
+        <w:t>------------------------------------------------------------------------------------------------------------------------------------------------------------------------------------------------------------------------------------------------------------------------------------------------------------</w:t>
+      </w:r>
     </w:p>
     <w:p>
       <w:pPr>
         <w:pStyle w:val="Code"/>
       </w:pPr>
       <w:r>
-        <w:t>----------</w:t>
-      </w:r>
-      <w:r>
-        <w:t>---------------------------------------------------------------------</w:t>
-      </w:r>
-      <w:r>
-        <w:t>-----------------------------------------------------------------------------------------------------------------------------------------------------------------------------------------------------------------------------</w:t>
+        <w:t>Felülvizsgálásom:</w:t>
       </w:r>
     </w:p>
     <w:p>
       <w:pPr>
         <w:pStyle w:val="Code"/>
       </w:pPr>
-      <w:r>
-        <w:t>Felülvizsgálásom:</w:t>
-      </w:r>
     </w:p>
     <w:p>
       <w:pPr>
         <w:pStyle w:val="Code"/>
       </w:pPr>
       <w:r>
-        <w:t>TODO</w:t>
-      </w:r>
+        <w:drawing>
+          <wp:inline distT="0" distB="0" distL="0" distR="0" wp14:anchorId="7BE0BCF5" wp14:editId="128EAFD1">
+            <wp:extent cx="5760720" cy="5463540"/>
+            <wp:effectExtent l="0" t="0" r="0" b="0"/>
+            <wp:docPr id="1638696048" name="Kép 1"/>
+            <wp:cNvGraphicFramePr>
+              <a:graphicFrameLocks xmlns:a="http://schemas.openxmlformats.org/drawingml/2006/main" noChangeAspect="1"/>
+            </wp:cNvGraphicFramePr>
+            <a:graphic xmlns:a="http://schemas.openxmlformats.org/drawingml/2006/main">
+              <a:graphicData uri="http://schemas.openxmlformats.org/drawingml/2006/picture">
+                <pic:pic xmlns:pic="http://schemas.openxmlformats.org/drawingml/2006/picture">
+                  <pic:nvPicPr>
+                    <pic:cNvPr id="1638696048" name=""/>
+                    <pic:cNvPicPr/>
+                  </pic:nvPicPr>
+                  <pic:blipFill>
+                    <a:blip r:embed="rId20"/>
+                    <a:stretch>
+                      <a:fillRect/>
+                    </a:stretch>
+                  </pic:blipFill>
+                  <pic:spPr>
+                    <a:xfrm>
+                      <a:off x="0" y="0"/>
+                      <a:ext cx="5760720" cy="5463540"/>
+                    </a:xfrm>
+                    <a:prstGeom prst="rect">
+                      <a:avLst/>
+                    </a:prstGeom>
+                  </pic:spPr>
+                </pic:pic>
+              </a:graphicData>
+            </a:graphic>
+          </wp:inline>
+        </w:drawing>
+      </w:r>
+    </w:p>
+    <w:p>
+      <w:pPr>
+        <w:pStyle w:val="Code"/>
+      </w:pPr>
+      <w:r>
+        <w:lastRenderedPageBreak/>
+        <w:drawing>
+          <wp:inline distT="0" distB="0" distL="0" distR="0" wp14:anchorId="7D2A9EDB" wp14:editId="60EE92D6">
+            <wp:extent cx="5760720" cy="5760720"/>
+            <wp:effectExtent l="0" t="0" r="0" b="0"/>
+            <wp:docPr id="1220904411" name="Kép 1"/>
+            <wp:cNvGraphicFramePr>
+              <a:graphicFrameLocks xmlns:a="http://schemas.openxmlformats.org/drawingml/2006/main" noChangeAspect="1"/>
+            </wp:cNvGraphicFramePr>
+            <a:graphic xmlns:a="http://schemas.openxmlformats.org/drawingml/2006/main">
+              <a:graphicData uri="http://schemas.openxmlformats.org/drawingml/2006/picture">
+                <pic:pic xmlns:pic="http://schemas.openxmlformats.org/drawingml/2006/picture">
+                  <pic:nvPicPr>
+                    <pic:cNvPr id="1220904411" name=""/>
+                    <pic:cNvPicPr/>
+                  </pic:nvPicPr>
+                  <pic:blipFill>
+                    <a:blip r:embed="rId21"/>
+                    <a:stretch>
+                      <a:fillRect/>
+                    </a:stretch>
+                  </pic:blipFill>
+                  <pic:spPr>
+                    <a:xfrm>
+                      <a:off x="0" y="0"/>
+                      <a:ext cx="5760720" cy="5760720"/>
+                    </a:xfrm>
+                    <a:prstGeom prst="rect">
+                      <a:avLst/>
+                    </a:prstGeom>
+                  </pic:spPr>
+                </pic:pic>
+              </a:graphicData>
+            </a:graphic>
+          </wp:inline>
+        </w:drawing>
+      </w:r>
+    </w:p>
+    <w:p>
+      <w:pPr>
+        <w:spacing w:after="0"/>
+        <w:jc w:val="left"/>
+        <w:rPr>
+          <w:rFonts w:ascii="Liberation Mono" w:eastAsia="Liberation Mono" w:hAnsi="Liberation Mono" w:cs="Liberation Mono"/>
+          <w:noProof/>
+          <w:sz w:val="20"/>
+          <w:szCs w:val="20"/>
+        </w:rPr>
+      </w:pPr>
+      <w:r>
+        <w:br w:type="page"/>
+      </w:r>
+    </w:p>
+    <w:p>
+      <w:pPr>
+        <w:pStyle w:val="Code"/>
+      </w:pPr>
+    </w:p>
+    <w:p>
+      <w:pPr>
+        <w:pStyle w:val="Code"/>
+      </w:pPr>
     </w:p>
     <w:p>
       <w:pPr>
@@ -884,7 +993,6 @@
         <w:pStyle w:val="Code"/>
       </w:pPr>
       <w:r>
-        <w:lastRenderedPageBreak/>
         <w:drawing>
           <wp:inline distT="0" distB="0" distL="0" distR="0" wp14:anchorId="1FE36C29" wp14:editId="7340421F">
             <wp:extent cx="5760720" cy="6305550"/>
@@ -901,7 +1009,7 @@
                     <pic:cNvPicPr/>
                   </pic:nvPicPr>
                   <pic:blipFill>
-                    <a:blip r:embed="rId20"/>
+                    <a:blip r:embed="rId22"/>
                     <a:stretch>
                       <a:fillRect/>
                     </a:stretch>
@@ -927,10 +1035,7 @@
         <w:pStyle w:val="Cmsor1"/>
       </w:pPr>
       <w:r>
-        <w:t xml:space="preserve">Feladat: </w:t>
-      </w:r>
-      <w:r>
-        <w:t>Javítások ellenőrzése</w:t>
+        <w:t>Feladat: Javítások ellenőrzése</w:t>
       </w:r>
     </w:p>
     <w:p>
@@ -986,7 +1091,7 @@
                     <pic:cNvPicPr/>
                   </pic:nvPicPr>
                   <pic:blipFill>
-                    <a:blip r:embed="rId21"/>
+                    <a:blip r:embed="rId23"/>
                     <a:stretch>
                       <a:fillRect/>
                     </a:stretch>
@@ -1025,10 +1130,7 @@
         <w:pStyle w:val="Cmsor1"/>
       </w:pPr>
       <w:r>
-        <w:t xml:space="preserve">Feladat: </w:t>
-      </w:r>
-      <w:r>
-        <w:t>Munkafolyamat jelvények létrehozása</w:t>
+        <w:t>Feladat: Munkafolyamat jelvények létrehozása</w:t>
       </w:r>
     </w:p>
     <w:p>
@@ -1045,23 +1147,9 @@
           <w:sz w:val="16"/>
           <w:szCs w:val="16"/>
         </w:rPr>
-        <w:t>![Maven</w:t>
-      </w:r>
-      <w:r>
-        <w:rPr>
-          <w:sz w:val="16"/>
-          <w:szCs w:val="16"/>
-        </w:rPr>
-        <w:t xml:space="preserve"> </w:t>
-      </w:r>
-      <w:r>
-        <w:rPr>
-          <w:sz w:val="16"/>
-          <w:szCs w:val="16"/>
-        </w:rPr>
-        <w:t>Build](</w:t>
-      </w:r>
-      <w:hyperlink r:id="rId22" w:history="1">
+        <w:t>![Maven Build](</w:t>
+      </w:r>
+      <w:hyperlink r:id="rId24" w:history="1">
         <w:r>
           <w:rPr>
             <w:rStyle w:val="Hiperhivatkozs"/>
@@ -1132,7 +1220,7 @@
                     <pic:cNvPicPr/>
                   </pic:nvPicPr>
                   <pic:blipFill>
-                    <a:blip r:embed="rId23"/>
+                    <a:blip r:embed="rId25"/>
                     <a:stretch>
                       <a:fillRect/>
                     </a:stretch>
@@ -1154,10 +1242,10 @@
       </w:r>
     </w:p>
     <w:sectPr>
-      <w:headerReference w:type="default" r:id="rId24"/>
-      <w:footerReference w:type="default" r:id="rId25"/>
-      <w:headerReference w:type="first" r:id="rId26"/>
-      <w:footerReference w:type="first" r:id="rId27"/>
+      <w:headerReference w:type="default" r:id="rId26"/>
+      <w:footerReference w:type="default" r:id="rId27"/>
+      <w:headerReference w:type="first" r:id="rId28"/>
+      <w:footerReference w:type="first" r:id="rId29"/>
       <w:pgSz w:w="11906" w:h="16838"/>
       <w:pgMar w:top="1417" w:right="1417" w:bottom="1417" w:left="1417" w:header="708" w:footer="708" w:gutter="0"/>
       <w:cols w:space="720"/>
@@ -3056,6 +3144,7 @@
   <w:style w:type="character" w:default="1" w:styleId="Bekezdsalapbettpusa">
     <w:name w:val="Default Paragraph Font"/>
     <w:uiPriority w:val="1"/>
+    <w:semiHidden/>
     <w:unhideWhenUsed/>
   </w:style>
   <w:style w:type="table" w:default="1" w:styleId="Normltblzat">
@@ -4208,12 +4297,7 @@
 </file>
 
 <file path=customXml/item1.xml><?xml version="1.0" encoding="utf-8"?>
-<?mso-contentType ?>
-<FormTemplates xmlns="http://schemas.microsoft.com/sharepoint/v3/contenttype/forms">
-  <Display>DocumentLibraryForm</Display>
-  <Edit>DocumentLibraryForm</Edit>
-  <New>DocumentLibraryForm</New>
-</FormTemplates>
+<b:Sources xmlns:b="http://schemas.openxmlformats.org/officeDocument/2006/bibliography" xmlns="http://schemas.openxmlformats.org/officeDocument/2006/bibliography" SelectedStyle="\APA.XSL" StyleName="APA"/>
 </file>
 
 <file path=customXml/item2.xml><?xml version="1.0" encoding="utf-8"?>
@@ -4396,7 +4480,12 @@
 </file>
 
 <file path=customXml/item3.xml><?xml version="1.0" encoding="utf-8"?>
-<b:Sources xmlns:b="http://schemas.openxmlformats.org/officeDocument/2006/bibliography" xmlns="http://schemas.openxmlformats.org/officeDocument/2006/bibliography" SelectedStyle="\APA.XSL" StyleName="APA"/>
+<?mso-contentType ?>
+<FormTemplates xmlns="http://schemas.microsoft.com/sharepoint/v3/contenttype/forms">
+  <Display>DocumentLibraryForm</Display>
+  <Edit>DocumentLibraryForm</Edit>
+  <New>DocumentLibraryForm</New>
+</FormTemplates>
 </file>
 
 <file path=customXml/item4.xml><?xml version="1.0" encoding="utf-8"?>
@@ -4406,9 +4495,9 @@
 </file>
 
 <file path=customXml/itemProps1.xml><?xml version="1.0" encoding="utf-8"?>
-<ds:datastoreItem xmlns:ds="http://schemas.openxmlformats.org/officeDocument/2006/customXml" ds:itemID="{BEAA3410-39A0-400F-954D-D477DC421977}">
+<ds:datastoreItem xmlns:ds="http://schemas.openxmlformats.org/officeDocument/2006/customXml" ds:itemID="{F2C35FEF-1B90-4171-BF31-30718714B00B}">
   <ds:schemaRefs>
-    <ds:schemaRef ds:uri="http://schemas.microsoft.com/sharepoint/v3/contenttype/forms"/>
+    <ds:schemaRef ds:uri="http://schemas.openxmlformats.org/officeDocument/2006/bibliography"/>
   </ds:schemaRefs>
 </ds:datastoreItem>
 </file>
@@ -4433,9 +4522,9 @@
 </file>
 
 <file path=customXml/itemProps3.xml><?xml version="1.0" encoding="utf-8"?>
-<ds:datastoreItem xmlns:ds="http://schemas.openxmlformats.org/officeDocument/2006/customXml" ds:itemID="{F2C35FEF-1B90-4171-BF31-30718714B00B}">
+<ds:datastoreItem xmlns:ds="http://schemas.openxmlformats.org/officeDocument/2006/customXml" ds:itemID="{BEAA3410-39A0-400F-954D-D477DC421977}">
   <ds:schemaRefs>
-    <ds:schemaRef ds:uri="http://schemas.openxmlformats.org/officeDocument/2006/bibliography"/>
+    <ds:schemaRef ds:uri="http://schemas.microsoft.com/sharepoint/v3/contenttype/forms"/>
   </ds:schemaRefs>
 </ds:datastoreItem>
 </file>
